--- a/registry/jobs/2026-08-05_065347_bowatt_full-stack-engineer-germany-based/application/CV_ValentinNikolaev_bowatt_FullStackEngineerGermanyBased.docx
+++ b/registry/jobs/2026-08-05_065347_bowatt_full-stack-engineer-germany-based/application/CV_ValentinNikolaev_bowatt_FullStackEngineerGermanyBased.docx
@@ -66,7 +66,7 @@
         <w:t xml:space="preserve">
 </w:t>
       </w:r>
-      <w:hyperlink w:history="1" r:id="rIdg8xhnvqnc0baqt1meejth">
+      <w:hyperlink w:history="1" r:id="rId2xphfjyj0zdn_-hxtpyji">
         <w:r>
           <w:rPr>
             <w:rFonts w:ascii="Aptos" w:cs="Aptos" w:eastAsia="Aptos" w:hAnsi="Aptos"/>
@@ -100,7 +100,7 @@
         <w:t xml:space="preserve">
 </w:t>
       </w:r>
-      <w:hyperlink w:history="1" r:id="rId8hh6-mwndiwolzegrtrr4">
+      <w:hyperlink w:history="1" r:id="rIdhhscw9mvnxz1yhoqwrgji">
         <w:r>
           <w:rPr>
             <w:rFonts w:ascii="Aptos" w:cs="Aptos" w:eastAsia="Aptos" w:hAnsi="Aptos"/>
@@ -123,7 +123,7 @@
         </w:rPr>
         <w:t xml:space="preserve"> | </w:t>
       </w:r>
-      <w:hyperlink w:history="1" r:id="rIdcrl9jkaopbqoayk2uivjv">
+      <w:hyperlink w:history="1" r:id="rId4fv0adc0s5lpmkpo2dxh7">
         <w:r>
           <w:rPr>
             <w:rFonts w:ascii="Aptos" w:cs="Aptos" w:eastAsia="Aptos" w:hAnsi="Aptos"/>

--- a/registry/jobs/2026-08-05_065347_bowatt_full-stack-engineer-germany-based/application/CV_ValentinNikolaev_bowatt_FullStackEngineerGermanyBased.docx
+++ b/registry/jobs/2026-08-05_065347_bowatt_full-stack-engineer-germany-based/application/CV_ValentinNikolaev_bowatt_FullStackEngineerGermanyBased.docx
@@ -66,7 +66,7 @@
         <w:t xml:space="preserve">
 </w:t>
       </w:r>
-      <w:hyperlink w:history="1" r:id="rId2xphfjyj0zdn_-hxtpyji">
+      <w:hyperlink w:history="1" r:id="rIdg8xhnvqnc0baqt1meejth">
         <w:r>
           <w:rPr>
             <w:rFonts w:ascii="Aptos" w:cs="Aptos" w:eastAsia="Aptos" w:hAnsi="Aptos"/>
@@ -100,7 +100,7 @@
         <w:t xml:space="preserve">
 </w:t>
       </w:r>
-      <w:hyperlink w:history="1" r:id="rIdhhscw9mvnxz1yhoqwrgji">
+      <w:hyperlink w:history="1" r:id="rId8hh6-mwndiwolzegrtrr4">
         <w:r>
           <w:rPr>
             <w:rFonts w:ascii="Aptos" w:cs="Aptos" w:eastAsia="Aptos" w:hAnsi="Aptos"/>
@@ -123,7 +123,7 @@
         </w:rPr>
         <w:t xml:space="preserve"> | </w:t>
       </w:r>
-      <w:hyperlink w:history="1" r:id="rId4fv0adc0s5lpmkpo2dxh7">
+      <w:hyperlink w:history="1" r:id="rIdcrl9jkaopbqoayk2uivjv">
         <w:r>
           <w:rPr>
             <w:rFonts w:ascii="Aptos" w:cs="Aptos" w:eastAsia="Aptos" w:hAnsi="Aptos"/>
